--- a/courts/ninth-circuit/washington/state/court-of-appeals/petition-for-discretionary-review/usage/OUTPUT-petition-for-discretionary-review.docx
+++ b/courts/ninth-circuit/washington/state/court-of-appeals/petition-for-discretionary-review/usage/OUTPUT-petition-for-discretionary-review.docx
@@ -10930,6 +10930,7 @@
     <w:unhideWhenUsed/>
     <w:qFormat/>
     <w:pPr>
+      <w:keepLines/>
       <w:spacing w:before="0" w:after="140" w:line="322" w:lineRule="exact"/>
     </w:pPr>
     <w:rPr>

--- a/courts/ninth-circuit/washington/state/court-of-appeals/petition-for-discretionary-review/usage/OUTPUT-petition-for-discretionary-review.docx
+++ b/courts/ninth-circuit/washington/state/court-of-appeals/petition-for-discretionary-review/usage/OUTPUT-petition-for-discretionary-review.docx
@@ -6120,13 +6120,7 @@
         <w:noBreakHyphen/>
       </w:r>
       <w:r>
-        <w:t xml:space="preserve">128 ¶ 175; Count II’s common-law negligence claim, App.128 ¶¶ 177</w:t>
-      </w:r>
-      <w:r>
-        <w:noBreakHyphen/>
-      </w:r>
-      <w:r>
-        <w:t xml:space="preserve">79; and Count III’s negligent-infliction-of-emotional-distress claim,</w:t>
+        <w:t xml:space="preserve">128 ¶ 175; Count II’s common-law negligence claim, App.128 ¶¶ 177-⁠79; and Count III’s negligent-infliction-of-emotional-distress claim,</w:t>
       </w:r>
       <w:r>
         <w:t xml:space="preserve"> </w:t>
@@ -6142,13 +6136,7 @@
         <w:t xml:space="preserve"> </w:t>
       </w:r>
       <w:r>
-        <w:t xml:space="preserve">¶¶ 180</w:t>
-      </w:r>
-      <w:r>
-        <w:noBreakHyphen/>
-      </w:r>
-      <w:r>
-        <w:t xml:space="preserve">82. All of these claims are premised on the notion that Amazon had a duty of care to account for purchasers using products bought on Amazon to commit suicide. That theory is foreclosed by precedent and the WPLA.</w:t>
+        <w:t xml:space="preserve">¶¶ 180-⁠82. All of these claims are premised on the notion that Amazon had a duty of care to account for purchasers using products bought on Amazon to commit suicide. That theory is foreclosed by precedent and the WPLA.</w:t>
       </w:r>
     </w:p>
     <w:p>
@@ -7423,7 +7411,7 @@
         <w:t xml:space="preserve"> </w:t>
       </w:r>
       <w:r>
-        <w:t xml:space="preserve">App.127 ¶¶ 174.a-d, f, l. And the allegations that do sound in failure-to-warn,</w:t>
+        <w:t xml:space="preserve">App.127 ¶¶ 174.a-⁠d, f, l. And the allegations that do sound in failure-to-warn,</w:t>
       </w:r>
       <w:r>
         <w:t xml:space="preserve"> </w:t>
@@ -8304,7 +8292,7 @@
         <w:noBreakHyphen/>
       </w:r>
       <w:r>
-        <w:t xml:space="preserve">128 ¶¶ 175.n-o, and sold a product that “was unsafe to an extent beyond that which would be contemplated by the ordinary consumer,”</w:t>
+        <w:t xml:space="preserve">128 ¶¶ 175.n-⁠o, and sold a product that “was unsafe to an extent beyond that which would be contemplated by the ordinary consumer,”</w:t>
       </w:r>
       <w:r>
         <w:t xml:space="preserve"> </w:t>
@@ -11183,6 +11171,33 @@
       <w:ind w:left="2160" w:hanging="720"/>
     </w:pPr>
   </w:style>
+  <w:style w:type="paragraph" w:customStyle="1" w:styleId="XdQuoteList1">
+    <w:name w:val="Xd Quote List 1"/>
+    <w:basedOn w:val="Normal"/>
+    <w:qFormat/>
+    <w:pPr>
+      <w:spacing w:before="0" w:after="0" w:line="322" w:lineRule="exact"/>
+      <w:ind w:left="1440" w:right="720" w:hanging="720"/>
+    </w:pPr>
+  </w:style>
+  <w:style w:type="paragraph" w:customStyle="1" w:styleId="XdQuoteList2">
+    <w:name w:val="Xd Quote List 2"/>
+    <w:basedOn w:val="Normal"/>
+    <w:qFormat/>
+    <w:pPr>
+      <w:spacing w:before="0" w:after="0" w:line="322" w:lineRule="exact"/>
+      <w:ind w:left="2160" w:right="720" w:hanging="720"/>
+    </w:pPr>
+  </w:style>
+  <w:style w:type="paragraph" w:customStyle="1" w:styleId="XdQuoteList3">
+    <w:name w:val="Xd Quote List 3"/>
+    <w:basedOn w:val="Normal"/>
+    <w:qFormat/>
+    <w:pPr>
+      <w:spacing w:before="0" w:after="0" w:line="322" w:lineRule="exact"/>
+      <w:ind w:left="2880" w:right="720" w:hanging="720"/>
+    </w:pPr>
+  </w:style>
   <w:style w:type="paragraph" w:customStyle="1" w:styleId="SourceCode">
     <w:name w:val="Source Code"/>
     <w:basedOn w:val="Normal"/>
